--- a/Backend/Tables Sql.docx
+++ b/Backend/Tables Sql.docx
@@ -3152,6 +3152,27 @@
         </w:rPr>
         <w:t>COMMIT;</w:t>
       </w:r>
+      <w:r>
+        <w:rPr>
+          <w:szCs w:val="52"/>
+        </w:rPr>
+        <w:br/>
+      </w:r>
+      <w:r>
+        <w:rPr>
+          <w:szCs w:val="52"/>
+        </w:rPr>
+        <w:br/>
+      </w:r>
+      <w:hyperlink r:id="rId4" w:history="1">
+        <w:r>
+          <w:rPr>
+            <w:rStyle w:val="Lienhypertexte"/>
+            <w:szCs w:val="52"/>
+          </w:rPr>
+          <w:t>La productivité, version jeu vidéo. | Gamma</w:t>
+        </w:r>
+      </w:hyperlink>
     </w:p>
     <w:sectPr>
       <w:pgSz w:w="11906" w:h="16838"/>
@@ -3766,7 +3787,6 @@
   <w:style w:type="character" w:default="1" w:styleId="Policepardfaut">
     <w:name w:val="Default Paragraph Font"/>
     <w:uiPriority w:val="1"/>
-    <w:semiHidden/>
     <w:unhideWhenUsed/>
   </w:style>
   <w:style w:type="table" w:default="1" w:styleId="TableauNormal">
@@ -4078,6 +4098,29 @@
       <w:smallCaps/>
       <w:color w:val="0F4761" w:themeColor="accent1" w:themeShade="BF"/>
       <w:spacing w:val="5"/>
+    </w:rPr>
+  </w:style>
+  <w:style w:type="character" w:styleId="Lienhypertexte">
+    <w:name w:val="Hyperlink"/>
+    <w:basedOn w:val="Policepardfaut"/>
+    <w:uiPriority w:val="99"/>
+    <w:unhideWhenUsed/>
+    <w:rsid w:val="001C600E"/>
+    <w:rPr>
+      <w:color w:val="467886" w:themeColor="hyperlink"/>
+      <w:u w:val="single"/>
+    </w:rPr>
+  </w:style>
+  <w:style w:type="character" w:styleId="Mentionnonrsolue">
+    <w:name w:val="Unresolved Mention"/>
+    <w:basedOn w:val="Policepardfaut"/>
+    <w:uiPriority w:val="99"/>
+    <w:semiHidden/>
+    <w:unhideWhenUsed/>
+    <w:rsid w:val="001C600E"/>
+    <w:rPr>
+      <w:color w:val="605E5C"/>
+      <w:shd w:val="clear" w:color="auto" w:fill="E1DFDD"/>
     </w:rPr>
   </w:style>
 </w:styles>
